--- a/kezirat_MNL.docx
+++ b/kezirat_MNL.docx
@@ -676,7 +676,7 @@
           <w:i w:val="0"/>
           <w:sz w:val="24"/>
         </w:rPr>
-        <w:t>A serdülőkori alkalmazás összefoglaló értékelése szerint a hatásosság jól dokumentált, a hosszú távú biztonságosság viszont nem: a leghosszabb randomizált követés 68 hét, ami egy potenciálisan évtizedes kezelés mellett rövid [21].</w:t>
+        <w:t>A hatásosság tehát jól dokumentált, a hosszú távú biztonságosság viszont nem: a leghosszabb randomizált követés 68 hét, ami egy potenciálisan évtizedes kezelés mellett rövid.</w:t>
       </w:r>
     </w:p>
     <w:p>
@@ -751,7 +751,7 @@
           <w:i w:val="0"/>
           <w:sz w:val="24"/>
         </w:rPr>
-        <w:t>A fentebb leírt hepatikus-metabolikus lánc klinikai bizonyítéka döntően felnőtt PCOS-populációból származik. Metaanalízis szerint az inkretin-alapú kezelés a metforminnál kedvezőbben befolyásolja a testsúlyt és az inzulinrezisztenciát, és javítja a menstruációs mutatókat [22]; hálózati metaanalízisben a metformin és a GLP-1 receptor agonista kombinációja csökkentette leghatékonyabban az androsztendionszintet [23]. Randomizált vizsgálatokban a hetente adott exenatid kedvezően alakította a testösszetételt és a nemi hormonok mintázatát [24], illetve hatékonyan kezelte a PCOS-hoz társuló praediabetest [25]. Az SGLT2-gátlókat is értékelő újabb hálózati metaanalízis megerősíti az előnyt, de a vizsgálatok rövid időtartamára figyelmeztet [26].</w:t>
+        <w:t>A fentebb leírt hepatikus-metabolikus lánc klinikai bizonyítéka döntően felnőtt PCOS-populációból származik. Metaanalízis szerint az inkretin-alapú kezelés a metforminnál kedvezőbben befolyásolja a testsúlyt és az inzulinrezisztenciát, és javítja a menstruációs mutatókat [21]. Randomizált vizsgálatokban a hetente adott exenatid kedvezően alakította a testösszetételt és a nemi hormonok mintázatát [22], illetve hatékonyan kezelte a PCOS-hoz társuló praediabetest [23]. Az SGLT2-gátlókat is értékelő újabb hálózati metaanalízis megerősíti az előnyt, de a vizsgálatok rövid időtartamára figyelmeztet [24].</w:t>
       </w:r>
     </w:p>
     <w:p>
@@ -764,7 +764,7 @@
           <w:i w:val="0"/>
           <w:sz w:val="24"/>
         </w:rPr>
-        <w:t>A serdülőkori átültetés korlátja nyilvánvaló: ezek a vizsgálatok 18 év feletti nőkön készültek, és a serdülőkori ciklusszabályozás nem hormonális eszköztárában a bizonyíték gyér [27].</w:t>
+        <w:t>A serdülőkori átültetés korlátja nyilvánvaló: ezek a vizsgálatok 18 év feletti nőkön készültek, és a serdülőkori ciklusszabályozás nem hormonális eszköztárában a bizonyíték gyér [25].</w:t>
       </w:r>
     </w:p>
     <w:p>
@@ -777,7 +777,7 @@
           <w:i w:val="0"/>
           <w:sz w:val="24"/>
         </w:rPr>
-        <w:t>Külön figyelmet érdemel a mérés módja. Női, különösen serdülőkori koncentrációtartományban a direkt tesztoszteron-immunoassay pontatlan; referenciamódszer a folyadékkromatográfiával kapcsolt tandem tömegspektrometria, a szabad frakciót pedig összes tesztoszteronból és SHBG-ből számítva kell megadni. Ennek elmulasztása a gyakorlatban az ellenkező irányba téveszt: túlsúlyos, hyperandrogen betegben az alacsony SHBG a mért összes tesztoszteront a normáltartományba húzhatja, és így elfedheti az androgéntúlsúlyt [28].</w:t>
+        <w:t>Külön figyelmet érdemel a mérés módja. Női, különösen serdülőkori koncentrációtartományban a direkt tesztoszteron-immunoassay pontatlan; referenciamódszer a folyadékkromatográfiával kapcsolt tandem tömegspektrometria, a szabad frakciót pedig összes tesztoszteronból és SHBG-ből számítva kell megadni. Ennek elmulasztása a gyakorlatban az ellenkező irányba téveszt: túlsúlyos, hyperandrogen betegben az alacsony SHBG a mért összes tesztoszteront a normáltartományba húzhatja, és így elfedheti az androgéntúlsúlyt [26].</w:t>
       </w:r>
     </w:p>
     <w:p>
@@ -802,7 +802,7 @@
           <w:i w:val="0"/>
           <w:sz w:val="24"/>
         </w:rPr>
-        <w:t>Ez a hatásdomén a leggyengébben dokumentált és klinikailag a legérzékenyebb. A kezelés hatására a menstruációs frekvencia javul, és nő az ovulációs ciklusok aránya – ez azonban felnőttkori megfigyelés, amely a súlycsökkenés ismert hatásával is magyarázható [22, 26]. A nemi érés időzítésére vonatkozóan azonban inkretin-kezelés mellett emberi adat gyakorlatilag nincs. A fentebb tárgyalt mechanizmusok alapján két, ellentétes irányú hatás képzelhető el: a zsírtömeg csökkenése a leptin–kisspeptin jel gyengítésén át késleltetheti a pubertást [7], a GLP-1 feltételezett közvetlen hypothalamikus hatása viszont – az állatkísérletes adatok alapján – akár szinkronizálhatja is [10]. Az, hogy a testösszetétel változása ebben az életkorban nem semleges esemény, más kontextusban is jól dokumentált [29].</w:t>
+        <w:t>Ez a hatásdomén a leggyengébben dokumentált és klinikailag a legérzékenyebb. A kezelés hatására a menstruációs frekvencia javul, és nő az ovulációs ciklusok aránya – ez azonban felnőttkori megfigyelés, amely a súlycsökkenés ismert hatásával is magyarázható [21, 24]. A nemi érés időzítésére vonatkozóan azonban inkretin-kezelés mellett emberi adat gyakorlatilag nincs. A fentebb tárgyalt mechanizmusok alapján két, ellentétes irányú hatás képzelhető el: a zsírtömeg csökkenése a leptin–kisspeptin jel gyengítésén át késleltetheti a pubertást [7], a GLP-1 feltételezett közvetlen hypothalamikus hatása viszont – az állatkísérletes adatok alapján – akár szinkronizálhatja is [10].</w:t>
       </w:r>
     </w:p>
     <w:p>
@@ -853,7 +853,7 @@
           <w:i w:val="0"/>
           <w:sz w:val="24"/>
         </w:rPr>
-        <w:t>A szemaglutid gyulladáscsökkentő hatását 13 randomizált vizsgálat, 26 131 résztvevő adatain alapuló metaanalízis igazolta: a CRP-index a placebóhoz képest szignifikánsan alacsonyabb volt (SMD −0,56; 95% CI −0,69 – −0,43), a diabetes fennállásától és az alkalmazási módtól függetlenül [11]. Az orális szemaglutiddal végzett metaanalízis a kardiometabolikus paraméterek javulása mellett kedvező kardiovaszkuláris eseményhatást is jelzett [30], a mozgásszervi kivetülést pedig a térdarthrosisban mért fájdalomcsökkenés mutatja (WOMAC átlagos különbség −0,90; 95% CI −1,48 – −0,32) [31]. A serdülőkori adat itt is hiányzik, a mechanizmus azonban életkortól függetlennek tekinthető – ez az a hatásdomén, amelynek átültetése a felnőtt adatokból a legkevésbé problematikus.</w:t>
+        <w:t>A szemaglutid gyulladáscsökkentő hatását 13 randomizált vizsgálat, 26 131 résztvevő adatain alapuló metaanalízis igazolta: a CRP-index a placebóhoz képest szignifikánsan alacsonyabb volt (SMD −0,56; 95% CI −0,69 – −0,43), a diabetes fennállásától és az alkalmazási módtól függetlenül [11]. Az orális szemaglutiddal végzett metaanalízis a kardiometabolikus paraméterek javulása mellett kedvező kardiovaszkuláris eseményhatást is jelzett [27], a mozgásszervi kivetülést pedig a térdarthrosisban mért fájdalomcsökkenés mutatja (WOMAC átlagos különbség −0,90; 95% CI −1,48 – −0,32) [28]. A serdülőkori adat itt is hiányzik, a mechanizmus azonban életkortól függetlennek tekinthető – ez az a hatásdomén, amelynek átültetése a felnőtt adatokból a legkevésbé problematikus.</w:t>
       </w:r>
     </w:p>
     <w:p>
@@ -878,7 +878,7 @@
           <w:i w:val="0"/>
           <w:sz w:val="24"/>
         </w:rPr>
-        <w:t>A serdülőkori beavatkozás igazi tétje az expozíciós idő. A Women's Health Initiative longitudinális elemzése szerint a felnőttkori túlsúly és elhízás *időtartama* önálló, dózisfüggő módon emeli a daganatkockázatot – vagyis nem csupán az számít, hogy valaki obes-e, hanem az is, hogy hány éven át [32]. A fiatal felnőttkori BMI és az endometriumcarcinoma kapcsolatát mismatch repair génmutációt hordozó nőkben külön is kimutatták [33], egy nagy kohorszvizsgálat pedig azt mutatta, hogy a serdülőkortól középkorig tartó fizikai aktivitás és az endometriumcarcinoma közötti összefüggést jelentős részben a középkori BMI közvetíti [34]. Ha tehát egy 14 éves leány BMI-trajektóriája megtörik, az nem egy megbetegedést előz meg, hanem évtizednyi expozíciót rövidít le. Ez a megfontolás magyarázza azt is, hogy a serdülőkori beavatkozás miért térhet el elvileg a felnőttkoritól: ugyanaz a százalékos testsúlycsökkenés a serdülőnél lényegesen több megtakarított expozíciós évet jelent, miközben a kezelés kockázatai – a hosszú expozíció miatt – szintén nagyobbak. A kettő mérlege ma nem mérhető, csak modellezhető.</w:t>
+        <w:t>A serdülőkori beavatkozás igazi tétje az expozíciós idő. A Women's Health Initiative longitudinális elemzése szerint a felnőttkori túlsúly és elhízás *időtartama* önálló, dózisfüggő módon emeli a daganatkockázatot – vagyis nem csupán az számít, hogy valaki obes-e, hanem az is, hogy hány éven át [29]. Egy nagy kohorszvizsgálat azt mutatta, hogy a serdülőkortól középkorig tartó fizikai aktivitás és az endometriumcarcinoma közötti összefüggést jelentős részben a középkori BMI közvetíti [30]. Ha tehát egy 14 éves leány BMI-trajektóriája megtörik, az nem egy megbetegedést előz meg, hanem évtizednyi expozíciót rövidít le. Ez a megfontolás magyarázza azt is, hogy a serdülőkori beavatkozás miért térhet el elvileg a felnőttkoritól: ugyanaz a százalékos testsúlycsökkenés a serdülőnél lényegesen több megtakarított expozíciós évet jelent, miközben a kezelés kockázatai – a hosszú expozíció miatt – szintén nagyobbak. A kettő mérlege ma nem mérhető, csak modellezhető.</w:t>
       </w:r>
     </w:p>
     <w:p>
@@ -891,7 +891,7 @@
           <w:i w:val="0"/>
           <w:sz w:val="24"/>
         </w:rPr>
-        <w:t>Ide tartozik az is, hogy a kockázatcsökkenés nem kizárólag a fogyás következménye: a SELECT vizsgálatban a szemaglutid 20%-kal csökkentette a major kardiovaszkuláris események kockázatát [35], miközben az elért testsúlycsökkenés négy év alatt átlagosan 10,2% volt [36] – ez a diszkrepancia, a vérnyomás-, lipid-, vércukor- és gyulladásos markerek javulásával együtt [30, 11], részben testsúlyfüggetlen hatásra utal. A vizsgálat populációja azonban 45 év feletti, kardiovaszkuláris betegségben szenvedő felnőtt, így a serdülőkori átültetés feltételezés.</w:t>
+        <w:t>Ide tartozik az is, hogy a kockázatcsökkenés nem kizárólag a fogyás következménye: a SELECT vizsgálatban a szemaglutid 20%-kal csökkentette a major kardiovaszkuláris események kockázatát [31], miközben az elért testsúlycsökkenés négy év alatt átlagosan 10,2% volt [32] – ez a diszkrepancia, a vérnyomás-, lipid-, vércukor- és gyulladásos markerek javulásával együtt [27, 11], részben testsúlyfüggetlen hatásra utal. A vizsgálat populációja azonban 45 év feletti, kardiovaszkuláris betegségben szenvedő felnőtt, így a serdülőkori átültetés feltételezés.</w:t>
       </w:r>
     </w:p>
     <w:p>
@@ -904,7 +904,7 @@
           <w:i w:val="0"/>
           <w:sz w:val="24"/>
         </w:rPr>
-        <w:t>Ugyanide tartozik a reproduktív kimenet is: az anyai obesitas a gestatiós diabetes, a krónikus hypertonia és a praeeclampsia, valamint a magzati szövődmények kockázatát emeli, és a beavatkozásnak a preconceptionalis időszakban kell megtörténnie [37]. Az endometriosis kapcsolata ellentmondásosabb: metaanalízis szerint minden 5 kg/m² BMI-emelkedés az endometriosis kockázatának csökkenésével jár (RR 0,67; 95% CI 0,53–0,84) [38], a fennálló obesitas ugyanakkor súlyosabb betegséglefolyással társul [39] – vagyis itt nem a kockázat, hanem a fenotípus súlyossága a beavatkozás célpontja.</w:t>
+        <w:t>Ugyanide tartozik a reproduktív kimenet is: az anyai obesitas a gestatiós diabetes, a krónikus hypertonia és a praeeclampsia, valamint a magzati szövődmények kockázatát emeli, és a beavatkozásnak a preconceptionalis időszakban kell megtörténnie [33]. Az endometriosis kapcsolata ellentmondásosabb: metaanalízis szerint minden 5 kg/m² BMI-emelkedés az endometriosis kockázatának csökkenésével jár (RR 0,67; 95% CI 0,53–0,84) [34], a fennálló obesitas ugyanakkor súlyosabb betegséglefolyással társul [35] – vagyis itt nem a kockázat, hanem a fenotípus súlyossága a beavatkozás célpontja.</w:t>
       </w:r>
     </w:p>
     <w:p>
@@ -958,7 +958,7 @@
           <w:i w:val="0"/>
           <w:sz w:val="24"/>
         </w:rPr>
-        <w:t xml:space="preserve"> Ez a legfontosabb, rendszeresen elmulasztott pont, és három külön döntést igényel. *Először*, a szexuálisan aktív serdülőnél a kezelés megkezdése előtt hatékony fogamzásgátlásról kell gondoskodni, mert a spontán fogamzóképesség a ciklusrendeződéssel érdemben javulhat, a perikoncepcionális biztonságosság viszont nem tisztázott [40]. *Másodszor*, a fogamzásgátló módszer megválasztásakor a lassult gyomorürülés hatását hatóanyagonként kell mérlegelni, nem osztályszinten: a GLP-1 receptor agonisták az orális hormonális fogamzásgátlók biohasznosulását a vizsgálatokban nem befolyásolták érdemben, a tirzepatid mellett viszont az orális fogamzásgátló görbe alatti területe, csúcskoncentrációja és a csúcs eléréséig eltelt idő is szignifikánsan változott, ezért itt nem orális módszer vagy kiegészítő védelem indokolt a kezelés indításakor és minden dózisemeléskor [14, 5]. *Harmadszor*, tervezett terhesség előtt a készítményt a felezési idejének megfelelő idővel korábban kell elhagyni: a liraglutid órás nagyságrendű felezési ideje mellett ez néhány nap, a közel egyhetes felezési idejű szemaglutid és tirzepatid esetében viszont a gyakorlatilag teljes kiürüléshez legalább öt hét szükséges, és az alkalmazási előírás ennél is óvatosabb, több hónapos elhagyást ír elő [5]. A konkrét intervallumot minden esetben az érvényes alkalmazási előírással kell egyeztetni.</w:t>
+        <w:t xml:space="preserve"> Ez a legfontosabb, rendszeresen elmulasztott pont, és három külön döntést igényel. *Először*, a szexuálisan aktív serdülőnél a kezelés megkezdése előtt hatékony fogamzásgátlásról kell gondoskodni, mert a spontán fogamzóképesség a ciklusrendeződéssel érdemben javulhat, a perikoncepcionális biztonságosság viszont nem tisztázott [36]. *Másodszor*, a fogamzásgátló módszer megválasztásakor a lassult gyomorürülés hatását hatóanyagonként kell mérlegelni, nem osztályszinten: a GLP-1 receptor agonisták az orális hormonális fogamzásgátlók biohasznosulását a vizsgálatokban nem befolyásolták érdemben, a tirzepatid mellett viszont az orális fogamzásgátló görbe alatti területe, csúcskoncentrációja és a csúcs eléréséig eltelt idő is szignifikánsan változott, ezért itt nem orális módszer vagy kiegészítő védelem indokolt a kezelés indításakor és minden dózisemeléskor [14, 5]. *Harmadszor*, tervezett terhesség előtt a készítményt a felezési idejének megfelelő idővel korábban kell elhagyni: a liraglutid órás nagyságrendű felezési ideje mellett ez néhány nap, a közel egyhetes felezési idejű szemaglutid és tirzepatid esetében viszont a gyakorlatilag teljes kiürüléshez legalább öt hét szükséges, és az alkalmazási előírás ennél is óvatosabb, több hónapos elhagyást ír elő [5]. A konkrét intervallumot minden esetben az érvényes alkalmazási előírással kell egyeztetni.</w:t>
       </w:r>
     </w:p>
     <w:p>
@@ -979,7 +979,7 @@
           <w:i w:val="0"/>
           <w:sz w:val="24"/>
         </w:rPr>
-        <w:t xml:space="preserve"> Az obes serdülők körében a rendezetlen táplálkozási magatartás gyakoribb, a gyógyszeres vizsgálatokban azonban a szűrés és követés adatai feltűnően hiányosak; a pszichoszociális kimenetek – kontrollvesztéses evés, szuicid rizikó, depresszió, szorongás – követése a kezelés teljes tartama alatt javasolt [41].</w:t>
+        <w:t xml:space="preserve"> Az obes serdülők körében a rendezetlen táplálkozási magatartás gyakoribb, a gyógyszeres vizsgálatokban azonban a szűrés és követés adatai feltűnően hiányosak; a pszichoszociális kimenetek – kontrollvesztéses evés, szuicid rizikó, depresszió, szorongás – követése a kezelés teljes tartama alatt javasolt [37].</w:t>
       </w:r>
     </w:p>
     <w:p>
@@ -1000,7 +1000,7 @@
           <w:i w:val="0"/>
           <w:sz w:val="24"/>
         </w:rPr>
-        <w:t xml:space="preserve"> A STEP 1 kiterjesztésében a kezelés elhagyása után egy éven belül a leadott testsúly mintegy kétharmada visszatért, és a kardiometabolikus előny nagyrészt megszűnt [42]; a serdülőkori liraglutid-vizsgálat hasonló irányt mutatott [17]. Ez a betegtájékoztatás része: nem kúráról, hanem krónikus kezelésről van szó.</w:t>
+        <w:t xml:space="preserve"> A STEP 1 kiterjesztésében a kezelés elhagyása után egy éven belül a leadott testsúly mintegy kétharmada visszatért, és a kardiometabolikus előny nagyrészt megszűnt [38]; a serdülőkori liraglutid-vizsgálat hasonló irányt mutatott [17]. Ez a betegtájékoztatás része: nem kúráról, hanem krónikus kezelésről van szó.</w:t>
       </w:r>
     </w:p>
     <w:p>
@@ -1197,7 +1197,7 @@
           <w:i w:val="0"/>
           <w:sz w:val="24"/>
         </w:rPr>
-        <w:t xml:space="preserve"> esetében a metabolikus közvetítő út mérésekkel alátámasztott [30, 37]; a </w:t>
+        <w:t xml:space="preserve"> esetében a metabolikus közvetítő út mérésekkel alátámasztott [27, 33]; a </w:t>
       </w:r>
       <w:r>
         <w:rPr>
@@ -1229,7 +1229,7 @@
           <w:i w:val="0"/>
           <w:sz w:val="24"/>
         </w:rPr>
-        <w:t xml:space="preserve"> esetében felnőttkori randomizált adatok extrapolációjáról van szó [22, 26]; a </w:t>
+        <w:t xml:space="preserve"> esetében felnőttkori randomizált adatok extrapolációjáról van szó [21, 24]; a </w:t>
       </w:r>
       <w:r>
         <w:rPr>
@@ -1245,7 +1245,7 @@
           <w:i w:val="0"/>
           <w:sz w:val="24"/>
         </w:rPr>
-        <w:t xml:space="preserve"> nem közvetlen gyógyszerhatásról, hanem az expozíciós idő rövidüléséről [32, 34]; az </w:t>
+        <w:t xml:space="preserve"> nem közvetlen gyógyszerhatásról, hanem az expozíciós idő rövidüléséről [29, 30]; az </w:t>
       </w:r>
       <w:r>
         <w:rPr>
@@ -1261,7 +1261,7 @@
           <w:i w:val="0"/>
           <w:sz w:val="24"/>
         </w:rPr>
-        <w:t xml:space="preserve"> nem a kockázat, hanem a lefolyás súlyossága a célpont [39]; a </w:t>
+        <w:t xml:space="preserve"> nem a kockázat, hanem a lefolyás súlyossága a célpont [35]; a </w:t>
       </w:r>
       <w:r>
         <w:rPr>
@@ -1277,7 +1277,7 @@
           <w:i w:val="0"/>
           <w:sz w:val="24"/>
         </w:rPr>
-        <w:t xml:space="preserve"> csökkenése részben gyulladásos, részben mechanikai eredetű [31].</w:t>
+        <w:t xml:space="preserve"> csökkenése részben gyulladásos, részben mechanikai eredetű [28].</w:t>
       </w:r>
     </w:p>
     <w:p>
@@ -1302,7 +1302,7 @@
           <w:b/>
           <w:sz w:val="24"/>
         </w:rPr>
-        <w:t>NYITOTT KÉRDÉSEK</w:t>
+        <w:t>KORLÁTOK ÉS NYITOTT KÉRDÉSEK</w:t>
       </w:r>
     </w:p>
     <w:p>
@@ -1315,19 +1315,7 @@
           <w:i w:val="0"/>
           <w:sz w:val="24"/>
         </w:rPr>
-        <w:t>A korosztályra vonatkozó kutatási hiányok jól körülhatárolhatók. Nincs olyan vizsgálat, amely a pubertásfejlődés időzítését – Tanner-stádium, csontkor, végleges testmagasság – elsődleges végpontként kezelné, és egyik sem mérte a fentebb tárgyalt ötödik, ellentétes irányú mechanizmust sem. Nincs randomizált adat a serdülőkori PCOS-ra mint indikációra, és ismeretlen a csúcscsonttömegre gyakorolt hatás. Nem tisztázott a kezelés optimális időtartama és a leszoktatási stratégia: az évtizedes kezelés serdülőkori megkezdése olyan kötelezettséget teremt, amelynek tartós biztonságossági adatai hiányoznak. Végül hiányzik a terhességi regiszterekből származó, elegendő esetszámú perikoncepcionális biztonságossági adat, ami éppen a reproduktív korba lépő kezelt populációban a legfontosabb.</w:t>
-      </w:r>
-    </w:p>
-    <w:p>
-      <w:pPr>
-        <w:spacing w:before="240" w:after="80"/>
-      </w:pPr>
-      <w:r>
-        <w:rPr>
-          <w:b/>
-          <w:sz w:val="24"/>
-        </w:rPr>
-        <w:t>KORLÁTOK</w:t>
+        <w:t>Áttekintésünk legfontosabb korlátja, hogy a reproduktív végpontokra vonatkozó bizonyíték szinte kizárólag felnőtt populációból származik, és ennek serdülőkori átültetése feltételezés, nem adat. A leghosszabb randomizált követés 68 hét. A keresés nem szisztematikus, egy szerző végezte, ezért szelekciós torzítás nem zárható ki.</w:t>
       </w:r>
     </w:p>
     <w:p>
@@ -1340,7 +1328,84 @@
           <w:i w:val="0"/>
           <w:sz w:val="24"/>
         </w:rPr>
-        <w:t>Áttekintésünk legfontosabb korlátja, hogy a reproduktív végpontokra vonatkozó bizonyíték szinte kizárólag felnőtt populációból származik, és ennek serdülőkori átültetése feltételezés, nem adat. A leghosszabb randomizált követés 68 hét. Az életút-modell és a gazdasági számítás szemléltető jellegű: a paraméterek irodalmi nagyságrendekre támaszkodó feltételezések, nem mért incidencia- és nem mért költségértékek. Az egyirányú és a valószínűségi érzékenységi elemzés a paraméterek bizonytalanságát mutatja, a modell szerkezeti bizonytalanságát azonban nem, és QALY-alapú értékelést sem tartalmaz, ezért finanszírozási döntés megalapozására önmagában nem alkalmas.</w:t>
+        <w:t xml:space="preserve">Ezek a korlátok azonban nem egyformák: egy részük a bizonyítékok hiányából ered, és megszüntethető. A korosztályra vonatkozó hiányok jól körülhatárolhatók, és mindegyikhez megnevezhető az a vizsgálat, amely feloldaná. </w:t>
+      </w:r>
+      <w:r>
+        <w:rPr>
+          <w:b/>
+          <w:i w:val="0"/>
+          <w:sz w:val="24"/>
+        </w:rPr>
+        <w:t>Nincs olyan vizsgálat, amely a pubertásfejlődés időzítését – Tanner-stádium, csontkor, végleges testmagasság – elsődleges végpontként kezelné</w:t>
+      </w:r>
+      <w:r>
+        <w:rPr>
+          <w:b w:val="0"/>
+          <w:i w:val="0"/>
+          <w:sz w:val="24"/>
+        </w:rPr>
+        <w:t xml:space="preserve">, és egyik sem mérte a fentebb tárgyalt ötödik, ellentétes irányú mechanizmust sem; ehhez a 4. táblázatban megadott mérési minimummal tervezett, legalább kétéves követésű vizsgálat kellene. </w:t>
+      </w:r>
+      <w:r>
+        <w:rPr>
+          <w:b/>
+          <w:i w:val="0"/>
+          <w:sz w:val="24"/>
+        </w:rPr>
+        <w:t>Nincs randomizált adat a serdülőkori PCOS-ra mint indikációra</w:t>
+      </w:r>
+      <w:r>
+        <w:rPr>
+          <w:b w:val="0"/>
+          <w:i w:val="0"/>
+          <w:sz w:val="24"/>
+        </w:rPr>
+        <w:t xml:space="preserve">, és ismeretlen a csúcscsonttömegre gyakorolt hatás. </w:t>
+      </w:r>
+      <w:r>
+        <w:rPr>
+          <w:b/>
+          <w:i w:val="0"/>
+          <w:sz w:val="24"/>
+        </w:rPr>
+        <w:t>Nem tisztázott a kezelés optimális időtartama és a leszoktatási stratégia</w:t>
+      </w:r>
+      <w:r>
+        <w:rPr>
+          <w:b w:val="0"/>
+          <w:i w:val="0"/>
+          <w:sz w:val="24"/>
+        </w:rPr>
+        <w:t xml:space="preserve">: az évtizedes kezelés serdülőkori megkezdése olyan kötelezettséget teremt, amelynek tartós biztonságossági adatai hiányoznak. Végül </w:t>
+      </w:r>
+      <w:r>
+        <w:rPr>
+          <w:b/>
+          <w:i w:val="0"/>
+          <w:sz w:val="24"/>
+        </w:rPr>
+        <w:t>hiányzik a terhességi regiszterekből származó, elegendő esetszámú perikoncepcionális biztonságossági adat</w:t>
+      </w:r>
+      <w:r>
+        <w:rPr>
+          <w:b w:val="0"/>
+          <w:i w:val="0"/>
+          <w:sz w:val="24"/>
+        </w:rPr>
+        <w:t>, ami éppen a reproduktív korba lépő kezelt populációban a legfontosabb.</w:t>
+      </w:r>
+    </w:p>
+    <w:p>
+      <w:pPr>
+        <w:spacing w:line="480" w:lineRule="auto"/>
+      </w:pPr>
+      <w:r>
+        <w:rPr>
+          <w:b w:val="0"/>
+          <w:i w:val="0"/>
+          <w:sz w:val="24"/>
+        </w:rPr>
+        <w:t>Az életút-modell és a gazdasági számítás szemléltető jellegű: a paraméterek irodalmi nagyságrendekre támaszkodó feltételezések, nem mért incidencia- és nem mért költségértékek. Az egyirányú és a valószínűségi érzékenységi elemzés a paraméterek bizonytalanságát mutatja, a modell szerkezeti bizonytalanságát azonban nem, és QALY-alapú értékelést sem tartalmaz, ezért finanszírozási döntés megalapozására önmagában nem alkalmas. A modell magyar validálásához hazai ellátási költség- és távollét-adatokra volna szükség, amelyek publikált formában nem álltak rendelkezésünkre.</w:t>
       </w:r>
     </w:p>
     <w:p>
@@ -1390,7 +1455,7 @@
           <w:i w:val="0"/>
           <w:sz w:val="24"/>
         </w:rPr>
-        <w:t xml:space="preserve">A gyermekkori túlsúly és elhízás évi 237,55 USD/fő többlet-egészségügyi kiadást okoz [43]. Társadalmi perspektívájú modellünkben (2–3. táblázat, 3. ábra) 1000 obes leány 14–65 év közötti követése során a tartós kezelés mintegy 580 megbetegedést hárít el. A mérleg a gyógyszerártól függ: 5 000 Ft/hó mellett fejenként mintegy 5,9 millió, 20 000 Ft/hó mellett 1,0 millió forint társadalmi megtakarítás keletkezik, 35 000 Ft/hó mellett viszont már 3,8 millió forint többletköltség. A megtérülés küszöbára havi 23 000 forint körül van; ha csak a közvetlen ellátási kiadást számoljuk, a küszöb 17 000 forintra esik – vagyis </w:t>
+        <w:t xml:space="preserve">A gyermekkori túlsúly és elhízás évi 237,55 USD/fő többlet-egészségügyi kiadást okoz [39]. Társadalmi perspektívájú modellünkben (2–3. táblázat, 3. ábra) 1000 obes leány 14–65 év közötti követése során a tartós kezelés mintegy 580 megbetegedést hárít el. A mérleg a gyógyszerártól függ: 5 000 Ft/hó mellett fejenként mintegy 5,9 millió, 20 000 Ft/hó mellett 1,0 millió forint társadalmi megtakarítás keletkezik, 35 000 Ft/hó mellett viszont már 3,8 millió forint többletköltség. A megtérülés küszöbára havi 23 000 forint körül van; ha csak a közvetlen ellátási kiadást számoljuk, a küszöb 17 000 forintra esik – vagyis </w:t>
       </w:r>
       <w:r>
         <w:rPr>
@@ -1406,7 +1471,7 @@
           <w:i w:val="0"/>
           <w:sz w:val="24"/>
         </w:rPr>
-        <w:t>. A megtakarítás valószínűsége 15 000 Ft/hó mellett 94%, 20 000 Ft/hó mellett 70%, 30 000 Ft/hó mellett 14%. A fogyástól részben független kockázatcsökkentés [35, 36] a modellben érdemi, de az árnál és az adherenciánál lényegesen kisebb tétel. A serdülőkori inkretin-kezelés tehát ma elsősorban árkérdés [44, 45].</w:t>
+        <w:t>. A megtakarítás valószínűsége 15 000 Ft/hó mellett 94%, 20 000 Ft/hó mellett 70%, 30 000 Ft/hó mellett 14%. A fogyástól részben független kockázatcsökkentés [31, 32] a modellben érdemi, de az árnál és az adherenciánál lényegesen kisebb tétel. A serdülőkori inkretin-kezelés tehát ma elsősorban árkérdés [40].</w:t>
       </w:r>
     </w:p>
     <w:p>
@@ -1746,7 +1811,7 @@
           <w:i w:val="0"/>
           <w:sz w:val="24"/>
         </w:rPr>
-        <w:t>[21] Bensignor MO, Arslanian S, Vajravelu ME. Semaglutide for management of obesity in adolescents: efficacy, safety, and considerations for clinical practice. Curr Opin Pediatr 2024;36(4):449–55.</w:t>
+        <w:t>[21] Han Y, Li Y, He B. GLP-1 receptor agonists versus metformin in PCOS: a systematic review and meta-analysis. Reprod Biomed Online 2019;39(2):332–42.</w:t>
       </w:r>
     </w:p>
     <w:p>
@@ -1759,7 +1824,7 @@
           <w:i w:val="0"/>
           <w:sz w:val="24"/>
         </w:rPr>
-        <w:t>[22] Han Y, Li Y, He B. GLP-1 receptor agonists versus metformin in PCOS: a systematic review and meta-analysis. Reprod Biomed Online 2019;39(2):332–42.</w:t>
+        <w:t>[22] Elkind-Hirsch KE, Chappell N, Seidemann E, et al. Exenatide, Dapagliflozin, or Phentermine/Topiramate Differentially Affect Metabolic Profiles in Polycystic Ovary Syndrome. J Clin Endocrinol Metab 2021;106(10):3019–33.</w:t>
       </w:r>
     </w:p>
     <w:p>
@@ -1772,7 +1837,7 @@
           <w:i w:val="0"/>
           <w:sz w:val="24"/>
         </w:rPr>
-        <w:t>[23] Xing C, Li C, He B. Insulin Sensitizers for Improving the Endocrine and Metabolic Profile in Overweight Women With PCOS. J Clin Endocrinol Metab 2020;105(9):2950–63.</w:t>
+        <w:t>[23] Tao T, Zhang Y, Zhu YC, et al. Exenatide, Metformin, or Both for Prediabetes in PCOS: A Randomized, Open-label, Parallel-group Controlled Study. J Clin Endocrinol Metab 2021;106(3):e1420–e1432.</w:t>
       </w:r>
     </w:p>
     <w:p>
@@ -1785,7 +1850,7 @@
           <w:i w:val="0"/>
           <w:sz w:val="24"/>
         </w:rPr>
-        <w:t>[24] Elkind-Hirsch KE, Chappell N, Seidemann E, et al. Exenatide, Dapagliflozin, or Phentermine/Topiramate Differentially Affect Metabolic Profiles in Polycystic Ovary Syndrome. J Clin Endocrinol Metab 2021;106(10):3019–33.</w:t>
+        <w:t>[24] Sridharan K, Sivaramakrishnan G. Expanding therapeutic horizons: glucagon-like peptide-1 receptor agonists and sodium glucose transporter-2 inhibitors in polycystic ovarian syndrome: a comprehensive review including systematic review and network meta-analysis of randomized clinical trials. Diabetol Metab Syndr 2025;17(1):168.</w:t>
       </w:r>
     </w:p>
     <w:p>
@@ -1798,7 +1863,7 @@
           <w:i w:val="0"/>
           <w:sz w:val="24"/>
         </w:rPr>
-        <w:t>[25] Tao T, Zhang Y, Zhu YC, et al. Exenatide, Metformin, or Both for Prediabetes in PCOS: A Randomized, Open-label, Parallel-group Controlled Study. J Clin Endocrinol Metab 2021;106(3):e1420–e1432.</w:t>
+        <w:t>[25] Reiser E, Lanbach J, Böttcher B, et al. Non-Hormonal Treatment Options for Regulation of Menstrual Cycle in Adolescents with PCOS. J Clin Med 2022;12(1):67.</w:t>
       </w:r>
     </w:p>
     <w:p>
@@ -1811,7 +1876,7 @@
           <w:i w:val="0"/>
           <w:sz w:val="24"/>
         </w:rPr>
-        <w:t>[26] Sridharan K, Sivaramakrishnan G. Expanding therapeutic horizons: glucagon-like peptide-1 receptor agonists and sodium glucose transporter-2 inhibitors in polycystic ovarian syndrome: a comprehensive review including systematic review and network meta-analysis of randomized clinical trials. Diabetol Metab Syndr 2025;17(1):168.</w:t>
+        <w:t>[26] Pugeat M, Plotton I, de la Perrière AB, et al. MANAGEMENT OF ENDOCRINE DISEASE Hyperandrogenic states in women: pitfalls in laboratory diagnosis. Eur J Endocrinol 2018;178(4):R141–R154.</w:t>
       </w:r>
     </w:p>
     <w:p>
@@ -1824,7 +1889,7 @@
           <w:i w:val="0"/>
           <w:sz w:val="24"/>
         </w:rPr>
-        <w:t>[27] Reiser E, Lanbach J, Böttcher B, et al. Non-Hormonal Treatment Options for Regulation of Menstrual Cycle in Adolescents with PCOS. J Clin Med 2022;12(1):67.</w:t>
+        <w:t>[27] Seighali N, Gholami-Chahkand MS, Ebrahimzade M, et al. Effect of oral semaglutide on cardiometabolic risk factors in overweight and obese individuals with or without diabetes: a systematic review and meta-analysis. BMC Pharmacol Toxicol 2026;27(1). doi: 10.1186/s40360-026-01149-5</w:t>
       </w:r>
     </w:p>
     <w:p>
@@ -1837,7 +1902,7 @@
           <w:i w:val="0"/>
           <w:sz w:val="24"/>
         </w:rPr>
-        <w:t>[28] Pugeat M, Plotton I, de la Perrière AB, et al. MANAGEMENT OF ENDOCRINE DISEASE Hyperandrogenic states in women: pitfalls in laboratory diagnosis. Eur J Endocrinol 2018;178(4):R141–R154.</w:t>
+        <w:t>[28] Jiang G, Yang X, Zhu G, et al. Comparative efficacy and safety of antidiabetic drugs for obese patients with knee osteoarthritis: a network meta-analysis of randomized controlled trials. Aging Clin Exp Res 2025;37(1):142.</w:t>
       </w:r>
     </w:p>
     <w:p>
@@ -1850,7 +1915,7 @@
           <w:i w:val="0"/>
           <w:sz w:val="24"/>
         </w:rPr>
-        <w:t>[29] Verkauskiene R, Petraitiene I, Albertsson Wikland K. Puberty in children born small for gestational age. Horm Res Paediatr 2013;80(2):69–77.</w:t>
+        <w:t>[29] Arnold M, Jiang L, Stefanick ML, et al. Duration of Adulthood Overweight, Obesity, and Cancer Risk in the Women's Health Initiative: A Longitudinal Study from the United States. PLoS Med 2016;13(8):e1002081.</w:t>
       </w:r>
     </w:p>
     <w:p>
@@ -1863,7 +1928,7 @@
           <w:i w:val="0"/>
           <w:sz w:val="24"/>
         </w:rPr>
-        <w:t>[30] Seighali N, Gholami-Chahkand MS, Ebrahimzade M, et al. Effect of oral semaglutide on cardiometabolic risk factors in overweight and obese individuals with or without diabetes: a systematic review and meta-analysis. BMC Pharmacol Toxicol 2026;27(1). doi: 10.1186/s40360-026-01149-5</w:t>
+        <w:t>[30] Saint-Maurice PF, Sampson JN, Michels KA, et al. Physical Activity From Adolescence Through Midlife and Associations With Body Mass Index and Endometrial Cancer Risk. JNCI Cancer Spectr 2021;5(4):pkab065.</w:t>
       </w:r>
     </w:p>
     <w:p>
@@ -1876,7 +1941,7 @@
           <w:i w:val="0"/>
           <w:sz w:val="24"/>
         </w:rPr>
-        <w:t>[31] Jiang G, Yang X, Zhu G, et al. Comparative efficacy and safety of antidiabetic drugs for obese patients with knee osteoarthritis: a network meta-analysis of randomized controlled trials. Aging Clin Exp Res 2025;37(1):142.</w:t>
+        <w:t>[31] Lincoff AM, Brown-Frandsen K, Colhoun HM, et al. Semaglutide and Cardiovascular Outcomes in Obesity without Diabetes. N Engl J Med 2023;389(24):2221–32.</w:t>
       </w:r>
     </w:p>
     <w:p>
@@ -1889,7 +1954,7 @@
           <w:i w:val="0"/>
           <w:sz w:val="24"/>
         </w:rPr>
-        <w:t>[32] Arnold M, Jiang L, Stefanick ML, et al. Duration of Adulthood Overweight, Obesity, and Cancer Risk in the Women's Health Initiative: A Longitudinal Study from the United States. PLoS Med 2016;13(8):e1002081.</w:t>
+        <w:t>[32] Ryan DH, Lingvay I, Deanfield J, et al. Long-term weight loss effects of semaglutide in obesity without diabetes in the SELECT trial. Nat Med 2024;30(7):2049–57.</w:t>
       </w:r>
     </w:p>
     <w:p>
@@ -1902,7 +1967,7 @@
           <w:i w:val="0"/>
           <w:sz w:val="24"/>
         </w:rPr>
-        <w:t>[33] Win AK, Dowty JG, Antill YC, et al. Body mass index in early adulthood and endometrial cancer risk for mismatch repair gene mutation carriers. Obstet Gynecol 2011;117(4):899–905.</w:t>
+        <w:t>[33] Begum KS, Sachchithanantham K, De Somsubhra S. Maternal obesity and pregnancy outcome. Clin Exp Obstet Gynecol 2011;38(1):14–20.</w:t>
       </w:r>
     </w:p>
     <w:p>
@@ -1915,7 +1980,7 @@
           <w:i w:val="0"/>
           <w:sz w:val="24"/>
         </w:rPr>
-        <w:t>[34] Saint-Maurice PF, Sampson JN, Michels KA, et al. Physical Activity From Adolescence Through Midlife and Associations With Body Mass Index and Endometrial Cancer Risk. JNCI Cancer Spectr 2021;5(4):pkab065.</w:t>
+        <w:t>[34] Liu Y, Zhang W. Association between body mass index and endometriosis risk: a meta-analysis. Oncotarget 2017;8(29):46928–36.</w:t>
       </w:r>
     </w:p>
     <w:p>
@@ -1928,7 +1993,7 @@
           <w:i w:val="0"/>
           <w:sz w:val="24"/>
         </w:rPr>
-        <w:t>[35] Lincoff AM, Brown-Frandsen K, Colhoun HM, et al. Semaglutide and Cardiovascular Outcomes in Obesity without Diabetes. N Engl J Med 2023;389(24):2221–32.</w:t>
+        <w:t>[35] Barrea L, Verde L, Annunziata G, et al. Effectiveness of Medical Nutrition Therapy in the Management of Patients with Obesity and Endometriosis. Curr Obes Rep 2025;14(1):68.</w:t>
       </w:r>
     </w:p>
     <w:p>
@@ -1941,7 +2006,7 @@
           <w:i w:val="0"/>
           <w:sz w:val="24"/>
         </w:rPr>
-        <w:t>[36] Ryan DH, Lingvay I, Deanfield J, et al. Long-term weight loss effects of semaglutide in obesity without diabetes in the SELECT trial. Nat Med 2024;30(7):2049–57.</w:t>
+        <w:t>[36] La Vignera S, Condorelli RA. Unconventional Applications of Semaglutide and Tirzepatide: From Oncology to Human Reproduction. Biomedicines 2026;14(7):1644.</w:t>
       </w:r>
     </w:p>
     <w:p>
@@ -1954,7 +2019,7 @@
           <w:i w:val="0"/>
           <w:sz w:val="24"/>
         </w:rPr>
-        <w:t>[37] Begum KS, Sachchithanantham K, De Somsubhra S. Maternal obesity and pregnancy outcome. Clin Exp Obstet Gynecol 2011;38(1):14–20.</w:t>
+        <w:t>[37] Button AM, Persaud A, Tanner AB, et al. Intersection between Eating Disorders and Obesity in Youth: Implications for Treatment. Curr Obes Rep 2025;14(1):71.</w:t>
       </w:r>
     </w:p>
     <w:p>
@@ -1967,7 +2032,7 @@
           <w:i w:val="0"/>
           <w:sz w:val="24"/>
         </w:rPr>
-        <w:t>[38] Liu Y, Zhang W. Association between body mass index and endometriosis risk: a meta-analysis. Oncotarget 2017;8(29):46928–36.</w:t>
+        <w:t>[38] Wilding JPH, Batterham RL, Davies M, et al. Weight regain and cardiometabolic effects after withdrawal of semaglutide: The STEP 1 trial extension. Diabetes Obes Metab 2022;24(8):1553–64.</w:t>
       </w:r>
     </w:p>
     <w:p>
@@ -1980,7 +2045,7 @@
           <w:i w:val="0"/>
           <w:sz w:val="24"/>
         </w:rPr>
-        <w:t>[39] Barrea L, Verde L, Annunziata G, et al. Effectiveness of Medical Nutrition Therapy in the Management of Patients with Obesity and Endometriosis. Curr Obes Rep 2025;14(1):68.</w:t>
+        <w:t>[39] Ling J, Chen S, Zahry NR, et al. Economic burden of childhood overweight and obesity: A systematic review and meta-analysis. Obes Rev 2023;24(2):e13535.</w:t>
       </w:r>
     </w:p>
     <w:p>
@@ -1993,72 +2058,7 @@
           <w:i w:val="0"/>
           <w:sz w:val="24"/>
         </w:rPr>
-        <w:t>[40] La Vignera S, Condorelli RA. Unconventional Applications of Semaglutide and Tirzepatide: From Oncology to Human Reproduction. Biomedicines 2026;14(7):1644.</w:t>
-      </w:r>
-    </w:p>
-    <w:p>
-      <w:pPr>
-        <w:spacing w:line="360" w:lineRule="auto" w:after="80"/>
-      </w:pPr>
-      <w:r>
-        <w:rPr>
-          <w:b w:val="0"/>
-          <w:i w:val="0"/>
-          <w:sz w:val="24"/>
-        </w:rPr>
-        <w:t>[41] Button AM, Persaud A, Tanner AB, et al. Intersection between Eating Disorders and Obesity in Youth: Implications for Treatment. Curr Obes Rep 2025;14(1):71.</w:t>
-      </w:r>
-    </w:p>
-    <w:p>
-      <w:pPr>
-        <w:spacing w:line="360" w:lineRule="auto" w:after="80"/>
-      </w:pPr>
-      <w:r>
-        <w:rPr>
-          <w:b w:val="0"/>
-          <w:i w:val="0"/>
-          <w:sz w:val="24"/>
-        </w:rPr>
-        <w:t>[42] Wilding JPH, Batterham RL, Davies M, et al. Weight regain and cardiometabolic effects after withdrawal of semaglutide: The STEP 1 trial extension. Diabetes Obes Metab 2022;24(8):1553–64.</w:t>
-      </w:r>
-    </w:p>
-    <w:p>
-      <w:pPr>
-        <w:spacing w:line="360" w:lineRule="auto" w:after="80"/>
-      </w:pPr>
-      <w:r>
-        <w:rPr>
-          <w:b w:val="0"/>
-          <w:i w:val="0"/>
-          <w:sz w:val="24"/>
-        </w:rPr>
-        <w:t>[43] Ling J, Chen S, Zahry NR, et al. Economic burden of childhood overweight and obesity: A systematic review and meta-analysis. Obes Rev 2023;24(2):e13535.</w:t>
-      </w:r>
-    </w:p>
-    <w:p>
-      <w:pPr>
-        <w:spacing w:line="360" w:lineRule="auto" w:after="80"/>
-      </w:pPr>
-      <w:r>
-        <w:rPr>
-          <w:b w:val="0"/>
-          <w:i w:val="0"/>
-          <w:sz w:val="24"/>
-        </w:rPr>
-        <w:t>[44] Mital S, Nguyen HV. Cost-Effectiveness of Antiobesity Drugs for Adolescents With Severe Obesity. JAMA Netw Open 2023;6(10):e2336400.</w:t>
-      </w:r>
-    </w:p>
-    <w:p>
-      <w:pPr>
-        <w:spacing w:line="360" w:lineRule="auto" w:after="80"/>
-      </w:pPr>
-      <w:r>
-        <w:rPr>
-          <w:b w:val="0"/>
-          <w:i w:val="0"/>
-          <w:sz w:val="24"/>
-        </w:rPr>
-        <w:t>[45] Asiabar AS, Rezaei MA, Jafarzadeh D, et al. The cost-effectiveness analysis of semaglutide for the treatment of adult and adolescent patients with overweight and obesity: a systematic review. Eur J Clin Pharmacol 2024;80(12):1857–70.</w:t>
+        <w:t>[40] Mital S, Nguyen HV. Cost-Effectiveness of Antiobesity Drugs for Adolescents With Severe Obesity. JAMA Netw Open 2023;6(10):e2336400.</w:t>
       </w:r>
     </w:p>
     <w:p>
@@ -2983,7 +2983,7 @@
           <w:i/>
           <w:sz w:val="18"/>
         </w:rPr>
-        <w:t>A korosztályon kívüli, de a mérlegelés szempontjából releváns bizonyíték: a SURMOUNT-programok post hoc elemzésében (n = 3782, felnőttek) a 25 éves kor előtt diagnosztizált obesitasban szenvedők hosszabb betegségtartammal és magasabb kiindulási BMI-vel léptek a tirzepatid-kezelésbe [20]. A SELECT vizsgálatban (n = 17 604, 45 év feletti felnőttek kardiovaszkuláris betegséggel) a szemaglutid 20%-kal csökkentette a major kardiovaszkuláris események kockázatát [35], miközben a testsúlycsökkenés négy év alatt átlagosan 10,2% volt [36]. A tirzepatid 18 éves kor alatt nem törzskönyvezett, és mechanisztikailag sem vonható össze a GLP-1 receptor agonistákkal.</w:t>
+        <w:t>A korosztályon kívüli, de a mérlegelés szempontjából releváns bizonyíték: a SURMOUNT-programok post hoc elemzésében (n = 3782, felnőttek) a 25 éves kor előtt diagnosztizált obesitasban szenvedők hosszabb betegségtartammal és magasabb kiindulási BMI-vel léptek a tirzepatid-kezelésbe [20]. A SELECT vizsgálatban (n = 17 604, 45 év feletti felnőttek kardiovaszkuláris betegséggel) a szemaglutid 20%-kal csökkentette a major kardiovaszkuláris események kockázatát [31], miközben a testsúlycsökkenés négy év alatt átlagosan 10,2% volt [32]. A tirzepatid 18 éves kor alatt nem törzskönyvezett, és mechanisztikailag sem vonható össze a GLP-1 receptor agonistákkal.</w:t>
       </w:r>
     </w:p>
     <w:p>
@@ -3218,7 +3218,7 @@
                 <w:b w:val="0"/>
                 <w:sz w:val="18"/>
               </w:rPr>
-              <w:t>felnőttkori randomizált adat, serdülőkorra extrapolálva [22, 26]</w:t>
+              <w:t>felnőttkori randomizált adat, serdülőkorra extrapolálva [21, 24]</w:t>
             </w:r>
           </w:p>
         </w:tc>
@@ -3315,7 +3315,7 @@
                 <w:b w:val="0"/>
                 <w:sz w:val="18"/>
               </w:rPr>
-              <w:t>felnőttkori randomizált adat [22, 24]</w:t>
+              <w:t>felnőttkori randomizált adat [21, 22]</w:t>
             </w:r>
           </w:p>
         </w:tc>
@@ -3412,7 +3412,7 @@
                 <w:b w:val="0"/>
                 <w:sz w:val="18"/>
               </w:rPr>
-              <w:t>metabolikus közvetítő út, preconceptionalis testsúly [37]</w:t>
+              <w:t>metabolikus közvetítő út, preconceptionalis testsúly [33]</w:t>
             </w:r>
           </w:p>
         </w:tc>
@@ -3509,7 +3509,7 @@
                 <w:b w:val="0"/>
                 <w:sz w:val="18"/>
               </w:rPr>
-              <w:t>randomizált metaanalízis (vérnyomás-hatás) [30]</w:t>
+              <w:t>randomizált metaanalízis (vérnyomás-hatás) [27]</w:t>
             </w:r>
           </w:p>
         </w:tc>
@@ -3703,7 +3703,7 @@
                 <w:b w:val="0"/>
                 <w:sz w:val="18"/>
               </w:rPr>
-              <w:t>epidemiológiai összefüggés, expozíciós idő [32, 34]</w:t>
+              <w:t>epidemiológiai összefüggés, expozíciós idő [29, 30]</w:t>
             </w:r>
           </w:p>
         </w:tc>
@@ -3800,7 +3800,7 @@
                 <w:b w:val="0"/>
                 <w:sz w:val="18"/>
               </w:rPr>
-              <w:t>randomizált metaanalízis (fájdalom) [31]</w:t>
+              <w:t>randomizált metaanalízis (fájdalom) [28]</w:t>
             </w:r>
           </w:p>
         </w:tc>
@@ -5357,7 +5357,7 @@
           <w:i/>
           <w:sz w:val="18"/>
         </w:rPr>
-        <w:t>Modell-feltételezések: belépés 14 éves korban, követés 65 éves korig, 3%-os éves diszkontálás, 2025-ös magyar árszinten, társadalmi perspektíva. Költségtételek: (1) közvetlen ellátás; (2) munkahelyi távollétek – az obesitasra visszavezethető többlet-betegnapok 30 000 Ft/munkanap társadalmi értéken, 18 éves kortól; (3) reprodukciós veszteség – anovulációs infertilitás miatti többlet asszisztált reprodukciós ciklusok (1,5 millió Ft/ciklus, 1,8 ciklus, a nők 21%-ánál) és gestatiós diabetesszel szövődött terhességek (0,6 millió Ft, 18%) a 25–40 éves sávban. Az alapesetben a tartós kezelés a testsúlymediált többletkockázat 60%-át hárítja el, ehhez járul a kardiometabolikus hányadra ható, fogyástól független további 15%-os csökkenés [35, 36, 30], 100%-os adherencia mellett. A valószínűségi érzékenységi elemzés 4000 Monte Carlo-futtatás, csonkított normális eloszlású paraméterhúzásokkal (testsúlymediált hatás 0,60 ± 0,10; fogyásfüggetlen hatás 0,15 ± 0,08; adherencia 0,75 ± 0,15; költségszorzók 1,00 ± 0,25 direkt, ± 0,35 indirekt). Referenciaérték: a gyermekkori túlsúly és elhízás évi 237,55 USD/fő többlet-egészségügyi kiadást okoz [43]; a serdülőkori szemaglutid inkrementális költséghatékonysági hányadosa amerikai listaáron 1 079 480 USD/QALY [44]. QALY-alapú értékelést nem végeztünk, és a modell a szerkezeti bizonytalanságot nem kezeli; a táblázat szemléltető modelleredmény, finanszírozási döntés megalapozására önmagában nem alkalmas.</w:t>
+        <w:t>Modell-feltételezések: belépés 14 éves korban, követés 65 éves korig, 3%-os éves diszkontálás, 2025-ös magyar árszinten, társadalmi perspektíva. Költségtételek: (1) közvetlen ellátás; (2) munkahelyi távollétek – az obesitasra visszavezethető többlet-betegnapok 30 000 Ft/munkanap társadalmi értéken, 18 éves kortól; (3) reprodukciós veszteség – anovulációs infertilitás miatti többlet asszisztált reprodukciós ciklusok (1,5 millió Ft/ciklus, 1,8 ciklus, a nők 21%-ánál) és gestatiós diabetesszel szövődött terhességek (0,6 millió Ft, 18%) a 25–40 éves sávban. Az alapesetben a tartós kezelés a testsúlymediált többletkockázat 60%-át hárítja el, ehhez járul a kardiometabolikus hányadra ható, fogyástól független további 15%-os csökkenés [31, 32, 27], 100%-os adherencia mellett. A valószínűségi érzékenységi elemzés 4000 Monte Carlo-futtatás, csonkított normális eloszlású paraméterhúzásokkal (testsúlymediált hatás 0,60 ± 0,10; fogyásfüggetlen hatás 0,15 ± 0,08; adherencia 0,75 ± 0,15; költségszorzók 1,00 ± 0,25 direkt, ± 0,35 indirekt). Referenciaérték: a gyermekkori túlsúly és elhízás évi 237,55 USD/fő többlet-egészségügyi kiadást okoz [39]; a serdülőkori szemaglutid inkrementális költséghatékonysági hányadosa amerikai listaáron 1 079 480 USD/QALY [40]. QALY-alapú értékelést nem végeztünk, és a modell a szerkezeti bizonytalanságot nem kezeli; a táblázat szemléltető modelleredmény, finanszírozási döntés megalapozására önmagában nem alkalmas.</w:t>
       </w:r>
     </w:p>
     <w:p>
@@ -5967,7 +5967,7 @@
                 <w:b w:val="0"/>
                 <w:sz w:val="18"/>
               </w:rPr>
-              <w:t>a direkt immunoassay pontatlan; alacsony SHBG mellett a normális összes tesztoszteron elfedheti az androgéntúlsúlyt [28]</w:t>
+              <w:t>a direkt immunoassay pontatlan; alacsony SHBG mellett a normális összes tesztoszteron elfedheti az androgéntúlsúlyt [26]</w:t>
             </w:r>
           </w:p>
         </w:tc>
@@ -6452,7 +6452,7 @@
                 <w:b w:val="0"/>
                 <w:sz w:val="18"/>
               </w:rPr>
-              <w:t>a gyógyszeres vizsgálatokban ez az adat feltűnően hiányos [41]</w:t>
+              <w:t>a gyógyszeres vizsgálatokban ez az adat feltűnően hiányos [37]</w:t>
             </w:r>
           </w:p>
         </w:tc>

--- a/kezirat_MNL.docx
+++ b/kezirat_MNL.docx
@@ -40,43 +40,260 @@
     <w:p/>
     <w:p>
       <w:pPr>
-        <w:spacing w:line="480" w:lineRule="auto"/>
+        <w:spacing w:line="360" w:lineRule="auto"/>
+        <w:jc w:val="center"/>
+      </w:pPr>
+      <w:r>
+        <w:rPr>
+          <w:rFonts w:ascii="Times New Roman" w:hAnsi="Times New Roman"/>
+          <w:b/>
+          <w:sz w:val="24"/>
+        </w:rPr>
+        <w:t>Dézsi Csilla</w:t>
+      </w:r>
+      <w:r>
+        <w:rPr>
+          <w:rFonts w:ascii="Times New Roman" w:hAnsi="Times New Roman"/>
+          <w:sz w:val="24"/>
+          <w:vertAlign w:val="superscript"/>
+        </w:rPr>
+        <w:t>1,2,3,4</w:t>
+      </w:r>
+      <w:r>
+        <w:rPr>
+          <w:rFonts w:ascii="Times New Roman" w:hAnsi="Times New Roman"/>
+          <w:sz w:val="24"/>
+        </w:rPr>
+        <w:t xml:space="preserve">, </w:t>
+      </w:r>
+      <w:r>
+        <w:rPr>
+          <w:rFonts w:ascii="Times New Roman" w:hAnsi="Times New Roman"/>
+          <w:b/>
+          <w:sz w:val="24"/>
+        </w:rPr>
+        <w:t>Gulyás-Oldal Viktor</w:t>
+      </w:r>
+      <w:r>
+        <w:rPr>
+          <w:rFonts w:ascii="Times New Roman" w:hAnsi="Times New Roman"/>
+          <w:sz w:val="24"/>
+          <w:vertAlign w:val="superscript"/>
+        </w:rPr>
+        <w:t>1,2</w:t>
+      </w:r>
+      <w:r>
+        <w:rPr>
+          <w:rFonts w:ascii="Times New Roman" w:hAnsi="Times New Roman"/>
+          <w:sz w:val="24"/>
+        </w:rPr>
+        <w:t xml:space="preserve">, </w:t>
+      </w:r>
+      <w:r>
+        <w:rPr>
+          <w:rFonts w:ascii="Times New Roman" w:hAnsi="Times New Roman"/>
+          <w:b/>
+          <w:sz w:val="24"/>
+        </w:rPr>
+        <w:t>Gálóczi Imre</w:t>
+      </w:r>
+      <w:r>
+        <w:rPr>
+          <w:rFonts w:ascii="Times New Roman" w:hAnsi="Times New Roman"/>
+          <w:sz w:val="24"/>
+          <w:vertAlign w:val="superscript"/>
+        </w:rPr>
+        <w:t>1,2</w:t>
+      </w:r>
+      <w:r>
+        <w:rPr>
+          <w:rFonts w:ascii="Times New Roman" w:hAnsi="Times New Roman"/>
+          <w:sz w:val="24"/>
+        </w:rPr>
+        <w:t xml:space="preserve">, </w:t>
+      </w:r>
+      <w:r>
+        <w:rPr>
+          <w:rFonts w:ascii="Times New Roman" w:hAnsi="Times New Roman"/>
+          <w:b/>
+          <w:sz w:val="24"/>
+        </w:rPr>
+        <w:t>Lábodi László</w:t>
+      </w:r>
+      <w:r>
+        <w:rPr>
+          <w:rFonts w:ascii="Times New Roman" w:hAnsi="Times New Roman"/>
+          <w:sz w:val="24"/>
+          <w:vertAlign w:val="superscript"/>
+        </w:rPr>
+        <w:t>4</w:t>
+      </w:r>
+      <w:r>
+        <w:rPr>
+          <w:rFonts w:ascii="Times New Roman" w:hAnsi="Times New Roman"/>
+          <w:sz w:val="24"/>
+        </w:rPr>
+        <w:t xml:space="preserve">, </w:t>
+      </w:r>
+      <w:r>
+        <w:rPr>
+          <w:rFonts w:ascii="Times New Roman" w:hAnsi="Times New Roman"/>
+          <w:b/>
+          <w:sz w:val="24"/>
+        </w:rPr>
+        <w:t>Marusin Ildikó</w:t>
+      </w:r>
+      <w:r>
+        <w:rPr>
+          <w:rFonts w:ascii="Times New Roman" w:hAnsi="Times New Roman"/>
+          <w:sz w:val="24"/>
+          <w:vertAlign w:val="superscript"/>
+        </w:rPr>
+        <w:t>4</w:t>
+      </w:r>
+      <w:r>
+        <w:rPr>
+          <w:rFonts w:ascii="Times New Roman" w:hAnsi="Times New Roman"/>
+          <w:sz w:val="24"/>
+        </w:rPr>
+        <w:t xml:space="preserve">, </w:t>
+      </w:r>
+      <w:r>
+        <w:rPr>
+          <w:rFonts w:ascii="Times New Roman" w:hAnsi="Times New Roman"/>
+          <w:b/>
+          <w:sz w:val="24"/>
+        </w:rPr>
+        <w:t>Szili Károly</w:t>
+      </w:r>
+      <w:r>
+        <w:rPr>
+          <w:rFonts w:ascii="Times New Roman" w:hAnsi="Times New Roman"/>
+          <w:sz w:val="24"/>
+          <w:vertAlign w:val="superscript"/>
+        </w:rPr>
+        <w:t>1,2,3,4</w:t>
+      </w:r>
+      <w:r>
+        <w:rPr>
+          <w:rFonts w:ascii="Times New Roman" w:hAnsi="Times New Roman"/>
+          <w:sz w:val="24"/>
+        </w:rPr>
+        <w:t xml:space="preserve">, </w:t>
+      </w:r>
+      <w:r>
+        <w:rPr>
+          <w:rFonts w:ascii="Times New Roman" w:hAnsi="Times New Roman"/>
+          <w:b/>
+          <w:sz w:val="24"/>
+        </w:rPr>
+        <w:t>Nagy Sándor</w:t>
+      </w:r>
+      <w:r>
+        <w:rPr>
+          <w:rFonts w:ascii="Times New Roman" w:hAnsi="Times New Roman"/>
+          <w:sz w:val="24"/>
+          <w:vertAlign w:val="superscript"/>
+        </w:rPr>
+        <w:t>1,2</w:t>
+      </w:r>
+    </w:p>
+    <w:p/>
+    <w:p>
+      <w:pPr>
+        <w:spacing w:line="288" w:lineRule="auto" w:after="40"/>
+        <w:jc w:val="center"/>
+      </w:pPr>
+      <w:r>
+        <w:rPr>
+          <w:rFonts w:ascii="Times New Roman" w:hAnsi="Times New Roman"/>
+          <w:sz w:val="22"/>
+          <w:vertAlign w:val="superscript"/>
+        </w:rPr>
+        <w:t>1</w:t>
+      </w:r>
+      <w:r>
+        <w:rPr>
+          <w:rFonts w:ascii="Times New Roman" w:hAnsi="Times New Roman"/>
+          <w:sz w:val="22"/>
+        </w:rPr>
+        <w:t xml:space="preserve"> Széchenyi István Egyetem, Szülészeti és Nőgyógyászati Tanszék, Győr</w:t>
+      </w:r>
+    </w:p>
+    <w:p>
+      <w:pPr>
+        <w:spacing w:line="288" w:lineRule="auto" w:after="40"/>
+        <w:jc w:val="center"/>
+      </w:pPr>
+      <w:r>
+        <w:rPr>
+          <w:rFonts w:ascii="Times New Roman" w:hAnsi="Times New Roman"/>
+          <w:sz w:val="22"/>
+          <w:vertAlign w:val="superscript"/>
+        </w:rPr>
+        <w:t>2</w:t>
+      </w:r>
+      <w:r>
+        <w:rPr>
+          <w:rFonts w:ascii="Times New Roman" w:hAnsi="Times New Roman"/>
+          <w:sz w:val="22"/>
+        </w:rPr>
+        <w:t xml:space="preserve"> Széchenyi István Egyetem, RGDI [a doktori iskola teljes hivatalos nevét és helységnevét kérjük kiegészíteni]</w:t>
+      </w:r>
+    </w:p>
+    <w:p>
+      <w:pPr>
+        <w:spacing w:line="288" w:lineRule="auto" w:after="40"/>
+        <w:jc w:val="center"/>
+      </w:pPr>
+      <w:r>
+        <w:rPr>
+          <w:rFonts w:ascii="Times New Roman" w:hAnsi="Times New Roman"/>
+          <w:sz w:val="22"/>
+          <w:vertAlign w:val="superscript"/>
+        </w:rPr>
+        <w:t>3</w:t>
+      </w:r>
+      <w:r>
+        <w:rPr>
+          <w:rFonts w:ascii="Times New Roman" w:hAnsi="Times New Roman"/>
+          <w:sz w:val="22"/>
+        </w:rPr>
+        <w:t xml:space="preserve"> Szegedi Tudományegyetem, Szent-Györgyi Albert Orvostudományi Kar, Szülészeti és Nőgyógyászati Klinika, Szeged</w:t>
+      </w:r>
+    </w:p>
+    <w:p>
+      <w:pPr>
+        <w:spacing w:line="288" w:lineRule="auto" w:after="40"/>
+        <w:jc w:val="center"/>
+      </w:pPr>
+      <w:r>
+        <w:rPr>
+          <w:rFonts w:ascii="Times New Roman" w:hAnsi="Times New Roman"/>
+          <w:sz w:val="22"/>
+          <w:vertAlign w:val="superscript"/>
+        </w:rPr>
+        <w:t>4</w:t>
+      </w:r>
+      <w:r>
+        <w:rPr>
+          <w:rFonts w:ascii="Times New Roman" w:hAnsi="Times New Roman"/>
+          <w:sz w:val="22"/>
+        </w:rPr>
+        <w:t xml:space="preserve"> S.O.S. 24 Kft. – 48. Családorvosi Rendelő, Szeged</w:t>
+      </w:r>
+    </w:p>
+    <w:p/>
+    <w:p>
+      <w:pPr>
+        <w:spacing w:line="288" w:lineRule="auto"/>
         <w:jc w:val="center"/>
       </w:pPr>
       <w:r>
         <w:rPr>
           <w:b/>
           <w:i w:val="0"/>
-          <w:sz w:val="24"/>
-        </w:rPr>
-        <w:t>Dr. Szili Károly</w:t>
-      </w:r>
-    </w:p>
-    <w:p>
-      <w:pPr>
-        <w:spacing w:line="480" w:lineRule="auto"/>
-        <w:jc w:val="center"/>
-      </w:pPr>
-      <w:r>
-        <w:rPr>
-          <w:b w:val="0"/>
-          <w:i w:val="0"/>
-          <w:sz w:val="24"/>
-        </w:rPr>
-        <w:t>Munkahely, pontos hivatalos megnevezés, helységnév, intézményvezető neve: …………………………………… *(kitöltendő)*</w:t>
-      </w:r>
-    </w:p>
-    <w:p/>
-    <w:p>
-      <w:pPr>
-        <w:spacing w:line="480" w:lineRule="auto"/>
-        <w:jc w:val="center"/>
-      </w:pPr>
-      <w:r>
-        <w:rPr>
-          <w:b/>
-          <w:i w:val="0"/>
-          <w:sz w:val="24"/>
+          <w:sz w:val="22"/>
         </w:rPr>
         <w:t>Kapcsolattartó (levelező) szerző:</w:t>
       </w:r>
@@ -84,14 +301,15 @@
         <w:rPr>
           <w:b w:val="0"/>
           <w:i w:val="0"/>
-          <w:sz w:val="24"/>
+          <w:sz w:val="22"/>
         </w:rPr>
-        <w:t xml:space="preserve"> Dr. Szili Károly · szilikaroly@gmail.com · levelezési cím: …………………………………… *(kitöltendő)*</w:t>
+        <w:t xml:space="preserve"> Szili Károly · szilikaroly@gmail.com · levelezési cím: …………………………………… *(kitöltendő)*</w:t>
       </w:r>
     </w:p>
+    <w:p/>
     <w:p>
       <w:pPr>
-        <w:spacing w:line="480" w:lineRule="auto"/>
+        <w:spacing w:line="288" w:lineRule="auto"/>
         <w:jc w:val="center"/>
       </w:pPr>
       <w:r>
@@ -100,7 +318,7 @@
           <w:i/>
           <w:sz w:val="20"/>
         </w:rPr>
-        <w:t>(A kísérőlevélhez az első szerző fényképét is csatolni kell.)</w:t>
+        <w:t>A szerzői útmutató szerint még kiegészítendő: (a) a szerzők neve után a „dr.” megjelölés ott, ahol ez indokolt; (b) minden intézménynél az intézményvezető neve; (c) a 2. affiliáció teljes hivatalos megnevezése és helységneve; (d) a levelezési cím. A kísérőlevélhez az első szerző fényképét is csatolni kell.</w:t>
       </w:r>
     </w:p>
     <w:p>

--- a/kezirat_MNL.docx
+++ b/kezirat_MNL.docx
@@ -49,7 +49,7 @@
           <w:b/>
           <w:sz w:val="24"/>
         </w:rPr>
-        <w:t>Dézsi Csilla</w:t>
+        <w:t>Dézsi Csilla dr.</w:t>
       </w:r>
       <w:r>
         <w:rPr>
@@ -72,7 +72,7 @@
           <w:b/>
           <w:sz w:val="24"/>
         </w:rPr>
-        <w:t>Gulyás-Oldal Viktor</w:t>
+        <w:t>Gulyás-Oldal Viktor dr.</w:t>
       </w:r>
       <w:r>
         <w:rPr>
@@ -118,7 +118,7 @@
           <w:b/>
           <w:sz w:val="24"/>
         </w:rPr>
-        <w:t>Lábodi László</w:t>
+        <w:t>Lábodi László dr.</w:t>
       </w:r>
       <w:r>
         <w:rPr>
@@ -141,7 +141,7 @@
           <w:b/>
           <w:sz w:val="24"/>
         </w:rPr>
-        <w:t>Marusin Ildikó</w:t>
+        <w:t>Marusin Ildikó dr.</w:t>
       </w:r>
       <w:r>
         <w:rPr>
@@ -164,7 +164,7 @@
           <w:b/>
           <w:sz w:val="24"/>
         </w:rPr>
-        <w:t>Szili Károly</w:t>
+        <w:t>Szili Károly dr.</w:t>
       </w:r>
       <w:r>
         <w:rPr>
@@ -187,7 +187,7 @@
           <w:b/>
           <w:sz w:val="24"/>
         </w:rPr>
-        <w:t>Nagy Sándor</w:t>
+        <w:t>Nagy Sándor dr.</w:t>
       </w:r>
       <w:r>
         <w:rPr>
@@ -217,7 +217,7 @@
           <w:rFonts w:ascii="Times New Roman" w:hAnsi="Times New Roman"/>
           <w:sz w:val="22"/>
         </w:rPr>
-        <w:t xml:space="preserve"> Széchenyi István Egyetem, Szülészeti és Nőgyógyászati Tanszék, Győr</w:t>
+        <w:t xml:space="preserve"> Széchenyi István Egyetem, Szülészeti és Nőgyógyászati Tanszék, Győr (tanszékvezető: Nagy Sándor dr., PhD)</w:t>
       </w:r>
     </w:p>
     <w:p>
@@ -238,7 +238,7 @@
           <w:rFonts w:ascii="Times New Roman" w:hAnsi="Times New Roman"/>
           <w:sz w:val="22"/>
         </w:rPr>
-        <w:t xml:space="preserve"> Széchenyi István Egyetem, RGDI [a doktori iskola teljes hivatalos nevét és helységnevét kérjük kiegészíteni]</w:t>
+        <w:t xml:space="preserve"> Széchenyi István Egyetem, RGDI, [a doktori iskola teljes hivatalos nevét és helységnevét kérjük kiegészíteni] (doktori iskola vezetője: Prof. Dr. habil. Vasa [a teljes név kiegészítendő])</w:t>
       </w:r>
     </w:p>
     <w:p>
@@ -259,7 +259,7 @@
           <w:rFonts w:ascii="Times New Roman" w:hAnsi="Times New Roman"/>
           <w:sz w:val="22"/>
         </w:rPr>
-        <w:t xml:space="preserve"> Szegedi Tudományegyetem, Szent-Györgyi Albert Orvostudományi Kar, Szülészeti és Nőgyógyászati Klinika, Szeged</w:t>
+        <w:t xml:space="preserve"> Szegedi Tudományegyetem, Szent-Györgyi Albert Orvostudományi Kar, Szülészeti és Nőgyógyászati Klinika, Szeged (igazgató: Prof. Dr. habil. Várbíró Szabolcs)</w:t>
       </w:r>
     </w:p>
     <w:p>
@@ -280,7 +280,7 @@
           <w:rFonts w:ascii="Times New Roman" w:hAnsi="Times New Roman"/>
           <w:sz w:val="22"/>
         </w:rPr>
-        <w:t xml:space="preserve"> S.O.S. 24 Kft. – 48. Családorvosi Rendelő, Szeged</w:t>
+        <w:t xml:space="preserve"> S.O.S. 24 Kft. – 48. Családorvosi Rendelő, Szeged (vezető: Szili Károly dr., PhD)</w:t>
       </w:r>
     </w:p>
     <w:p/>
@@ -303,7 +303,7 @@
           <w:i w:val="0"/>
           <w:sz w:val="22"/>
         </w:rPr>
-        <w:t xml:space="preserve"> Szili Károly · szilikaroly@gmail.com · levelezési cím: …………………………………… *(kitöltendő)*</w:t>
+        <w:t xml:space="preserve"> Szili Károly dr. · Széchenyi István Egyetem, 9026 Győr, Egyetem tér 1. · szilikaroly@gmail.com</w:t>
       </w:r>
     </w:p>
     <w:p/>
@@ -318,7 +318,7 @@
           <w:i/>
           <w:sz w:val="20"/>
         </w:rPr>
-        <w:t>A szerzői útmutató szerint még kiegészítendő: (a) a szerzők neve után a „dr.” megjelölés ott, ahol ez indokolt; (b) minden intézménynél az intézményvezető neve; (c) a 2. affiliáció teljes hivatalos megnevezése és helységneve; (d) a levelezési cím. A kísérőlevélhez az első szerző fényképét is csatolni kell.</w:t>
+        <w:t>Kiegészítendő: a 2. affiliáció teljes hivatalos megnevezése és helységneve, valamint a doktori iskola vezetőjének teljes neve. A kísérőlevélhez az első szerző fényképét is csatolni kell.</w:t>
       </w:r>
     </w:p>
     <w:p>

--- a/kezirat_MNL.docx
+++ b/kezirat_MNL.docx
@@ -238,7 +238,7 @@
           <w:rFonts w:ascii="Times New Roman" w:hAnsi="Times New Roman"/>
           <w:sz w:val="22"/>
         </w:rPr>
-        <w:t xml:space="preserve"> Széchenyi István Egyetem, RGDI, [a doktori iskola teljes hivatalos nevét és helységnevét kérjük kiegészíteni] (doktori iskola vezetője: Prof. Dr. habil. Vasa [a teljes név kiegészítendő])</w:t>
+        <w:t xml:space="preserve"> Széchenyi István Egyetem, Regionális- és Gazdaságtudományi Doktori Iskola (RGDI), Győr (doktori iskola vezetője: Prof. Dr. habil. Vasa László)</w:t>
       </w:r>
     </w:p>
     <w:p>
@@ -318,7 +318,7 @@
           <w:i/>
           <w:sz w:val="20"/>
         </w:rPr>
-        <w:t>Kiegészítendő: a 2. affiliáció teljes hivatalos megnevezése és helységneve, valamint a doktori iskola vezetőjének teljes neve. A kísérőlevélhez az első szerző fényképét is csatolni kell.</w:t>
+        <w:t>Beküldés előtt kérjük ellenőrizni a 2. affiliáció doktori iskolájának hivatalos megnevezését. A kísérőlevélhez az első szerző fényképét is csatolni kell.</w:t>
       </w:r>
     </w:p>
     <w:p>
